--- a/assets/CHEN Liheng - CV-20250903.docx
+++ b/assets/CHEN Liheng - CV-20250903.docx
@@ -13,6 +13,7 @@
         <w:contextualSpacing/>
         <w:jc w:val="center"/>
         <w:rPr>
+          <w:rFonts w:hint="eastAsia"/>
           <w:b/>
           <w:bCs/>
           <w:color w:val="19181B"/>
@@ -60,6 +61,131 @@
         </w:rPr>
         <w:t>Liheng</w:t>
       </w:r>
+    </w:p>
+    <w:p>
+      <w:pPr>
+        <w:keepNext w:val="0"/>
+        <w:keepLines w:val="0"/>
+        <w:widowControl w:val="0"/>
+        <w:suppressLineNumbers w:val="0"/>
+        <w:autoSpaceDE w:val="0"/>
+        <w:autoSpaceDN w:val="0"/>
+        <w:adjustRightInd w:val="0"/>
+        <w:spacing w:before="0" w:beforeAutospacing="0" w:after="0" w:afterAutospacing="0" w:line="240" w:lineRule="auto"/>
+        <w:ind w:left="0" w:right="0" w:firstLine="0" w:firstLineChars="0"/>
+        <w:jc w:val="center"/>
+        <w:rPr>
+          <w:rFonts w:hint="default"/>
+          <w:b/>
+          <w:bCs/>
+          <w:color w:val="19181B"/>
+          <w:kern w:val="0"/>
+          <w:sz w:val="40"/>
+          <w:szCs w:val="40"/>
+          <w:lang w:val="en-US"/>
+        </w:rPr>
+      </w:pPr>
+      <w:r>
+        <w:rPr>
+          <w:rFonts w:hint="default" w:ascii="Times New Roman" w:hAnsi="Times New Roman" w:eastAsia="宋体" w:cs="Times New Roman"/>
+          <w:color w:val="2D2D2F"/>
+          <w:kern w:val="0"/>
+          <w:sz w:val="20"/>
+          <w:szCs w:val="20"/>
+          <w:lang w:val="en-US" w:eastAsia="zh-CN" w:bidi="ar"/>
+        </w:rPr>
+        <w:fldChar w:fldCharType="begin"/>
+      </w:r>
+      <w:r>
+        <w:rPr>
+          <w:rFonts w:hint="default" w:ascii="Times New Roman" w:hAnsi="Times New Roman" w:eastAsia="宋体" w:cs="Times New Roman"/>
+          <w:color w:val="2D2D2F"/>
+          <w:kern w:val="0"/>
+          <w:sz w:val="20"/>
+          <w:szCs w:val="20"/>
+          <w:lang w:val="en-US" w:eastAsia="zh-CN" w:bidi="ar"/>
+        </w:rPr>
+        <w:instrText xml:space="preserve"> HYPERLINK "mailto:liheng.chen0308@gmail.com" </w:instrText>
+      </w:r>
+      <w:r>
+        <w:rPr>
+          <w:rFonts w:hint="default" w:ascii="Times New Roman" w:hAnsi="Times New Roman" w:eastAsia="宋体" w:cs="Times New Roman"/>
+          <w:color w:val="2D2D2F"/>
+          <w:kern w:val="0"/>
+          <w:sz w:val="20"/>
+          <w:szCs w:val="20"/>
+          <w:lang w:val="en-US" w:eastAsia="zh-CN" w:bidi="ar"/>
+        </w:rPr>
+        <w:fldChar w:fldCharType="separate"/>
+      </w:r>
+      <w:r>
+        <w:rPr>
+          <w:rStyle w:val="10"/>
+          <w:rFonts w:hint="default" w:ascii="Times New Roman" w:hAnsi="Times New Roman" w:eastAsia="宋体" w:cs="Times New Roman"/>
+          <w:kern w:val="0"/>
+          <w:sz w:val="20"/>
+          <w:szCs w:val="20"/>
+          <w:lang w:val="en-US" w:eastAsia="zh-CN" w:bidi="ar"/>
+        </w:rPr>
+        <w:t>liheng.chen</w:t>
+      </w:r>
+      <w:r>
+        <w:rPr>
+          <w:rStyle w:val="10"/>
+          <w:rFonts w:hint="default" w:cs="Times New Roman"/>
+          <w:kern w:val="0"/>
+          <w:sz w:val="20"/>
+          <w:szCs w:val="20"/>
+          <w:lang w:val="en-US" w:eastAsia="zh-CN" w:bidi="ar"/>
+        </w:rPr>
+        <w:t>0308</w:t>
+      </w:r>
+      <w:r>
+        <w:rPr>
+          <w:rStyle w:val="10"/>
+          <w:rFonts w:hint="default" w:ascii="Times New Roman" w:hAnsi="Times New Roman" w:eastAsia="宋体" w:cs="Times New Roman"/>
+          <w:kern w:val="0"/>
+          <w:sz w:val="20"/>
+          <w:szCs w:val="20"/>
+          <w:lang w:val="en-US" w:eastAsia="zh-CN" w:bidi="ar"/>
+        </w:rPr>
+        <w:t>@gmail.com</w:t>
+      </w:r>
+      <w:r>
+        <w:rPr>
+          <w:rFonts w:hint="default" w:ascii="Times New Roman" w:hAnsi="Times New Roman" w:eastAsia="宋体" w:cs="Times New Roman"/>
+          <w:color w:val="2D2D2F"/>
+          <w:kern w:val="0"/>
+          <w:sz w:val="20"/>
+          <w:szCs w:val="20"/>
+          <w:lang w:val="en-US" w:eastAsia="zh-CN" w:bidi="ar"/>
+        </w:rPr>
+        <w:fldChar w:fldCharType="end"/>
+      </w:r>
+      <w:r>
+        <w:rPr>
+          <w:rFonts w:hint="eastAsia" w:cs="Times New Roman"/>
+          <w:color w:val="2D2D2F"/>
+          <w:kern w:val="0"/>
+          <w:sz w:val="20"/>
+          <w:szCs w:val="20"/>
+          <w:lang w:val="en-US" w:eastAsia="zh-CN" w:bidi="ar"/>
+        </w:rPr>
+        <w:t xml:space="preserve"> </w:t>
+      </w:r>
+      <w:r>
+        <w:rPr>
+          <w:rFonts w:hint="default" w:cs="Times New Roman"/>
+          <w:color w:val="2D2D2F"/>
+          <w:kern w:val="0"/>
+          <w:sz w:val="20"/>
+          <w:szCs w:val="20"/>
+          <w:lang w:val="en-US" w:eastAsia="zh-CN" w:bidi="ar"/>
+        </w:rPr>
+        <w:t>| +86-18860045129</w:t>
+      </w:r>
+      <w:bookmarkStart w:id="0" w:name="_GoBack"/>
+      <w:bookmarkEnd w:id="0"/>
     </w:p>
     <w:p>
       <w:pPr>
@@ -402,7 +528,6 @@
         <w:contextualSpacing/>
         <w:rPr>
           <w:rFonts w:hint="default"/>
-          <w:bCs/>
           <w:color w:val="19181B"/>
           <w:kern w:val="0"/>
           <w:sz w:val="20"/>
@@ -464,7 +589,7 @@
         <w:ind w:firstLine="0" w:firstLineChars="0"/>
         <w:contextualSpacing/>
         <w:rPr>
-          <w:bCs/>
+          <w:rFonts w:hint="default"/>
           <w:color w:val="19181B"/>
           <w:kern w:val="0"/>
           <w:sz w:val="20"/>
@@ -690,6 +815,7 @@
         <w:ind w:firstLine="0" w:firstLineChars="0"/>
         <w:contextualSpacing/>
         <w:rPr>
+          <w:color w:val="19181B"/>
           <w:kern w:val="0"/>
           <w:sz w:val="20"/>
           <w:szCs w:val="20"/>
@@ -716,6 +842,45 @@
           <w:lang w:val="en-US"/>
         </w:rPr>
         <w:t xml:space="preserve"> Artificial Intelligence </w:t>
+      </w:r>
+    </w:p>
+    <w:p>
+      <w:pPr>
+        <w:widowControl w:val="0"/>
+        <w:autoSpaceDE w:val="0"/>
+        <w:autoSpaceDN w:val="0"/>
+        <w:adjustRightInd w:val="0"/>
+        <w:spacing w:line="240" w:lineRule="auto"/>
+        <w:ind w:firstLine="0" w:firstLineChars="0"/>
+        <w:contextualSpacing/>
+        <w:rPr>
+          <w:kern w:val="0"/>
+          <w:sz w:val="20"/>
+          <w:szCs w:val="20"/>
+          <w:lang w:val="en-US"/>
+        </w:rPr>
+      </w:pPr>
+      <w:r>
+        <w:rPr>
+          <w:rFonts w:hint="eastAsia"/>
+          <w:color w:val="19181B"/>
+          <w:kern w:val="0"/>
+          <w:sz w:val="20"/>
+          <w:szCs w:val="20"/>
+          <w:lang w:val="en-US" w:eastAsia="zh-CN"/>
+        </w:rPr>
+        <w:t>Professional</w:t>
+      </w:r>
+      <w:r>
+        <w:rPr>
+          <w:rFonts w:hint="default"/>
+          <w:color w:val="19181B"/>
+          <w:kern w:val="0"/>
+          <w:sz w:val="20"/>
+          <w:szCs w:val="20"/>
+          <w:lang w:val="en-US" w:eastAsia="zh-CN"/>
+        </w:rPr>
+        <w:t xml:space="preserve"> Courses GPA: 3.75/4.0</w:t>
       </w:r>
       <w:r>
         <w:rPr>
@@ -1257,12 +1422,13 @@
         <w:ind w:firstLine="0" w:firstLineChars="0"/>
         <w:contextualSpacing/>
         <w:rPr>
-          <w:b/>
-          <w:bCs/>
-          <w:kern w:val="0"/>
-          <w:sz w:val="20"/>
-          <w:szCs w:val="20"/>
-          <w:lang w:val="en-US"/>
+          <w:rFonts w:hint="default" w:eastAsia="宋体"/>
+          <w:b/>
+          <w:bCs/>
+          <w:kern w:val="0"/>
+          <w:sz w:val="20"/>
+          <w:szCs w:val="20"/>
+          <w:lang w:val="en-US" w:eastAsia="zh-CN"/>
         </w:rPr>
       </w:pPr>
       <w:r>
@@ -1477,15 +1643,27 @@
       </w:r>
       <w:r>
         <w:rPr>
-          <w:rFonts w:hint="eastAsia"/>
-          <w:b/>
-          <w:bCs/>
-          <w:kern w:val="0"/>
-          <w:sz w:val="20"/>
-          <w:szCs w:val="20"/>
-          <w:lang w:val="en-US"/>
-        </w:rPr>
-        <w:t xml:space="preserve">   Aug</w:t>
+          <w:rFonts w:hint="default"/>
+          <w:b/>
+          <w:bCs/>
+          <w:kern w:val="0"/>
+          <w:sz w:val="20"/>
+          <w:szCs w:val="20"/>
+          <w:lang w:val="en-US"/>
+        </w:rPr>
+        <w:t xml:space="preserve">  </w:t>
+      </w:r>
+      <w:r>
+        <w:rPr>
+          <w:rFonts w:hint="eastAsia"/>
+          <w:b/>
+          <w:bCs/>
+          <w:kern w:val="0"/>
+          <w:sz w:val="20"/>
+          <w:szCs w:val="20"/>
+          <w:lang w:val="en-US"/>
+        </w:rPr>
+        <w:t>Aug</w:t>
       </w:r>
       <w:r>
         <w:rPr>
@@ -1529,9 +1707,21 @@
           <w:kern w:val="0"/>
           <w:sz w:val="20"/>
           <w:szCs w:val="20"/>
-          <w:lang w:val="en-US"/>
-        </w:rPr>
-        <w:t>Present</w:t>
+          <w:lang w:val="en-US" w:eastAsia="zh-CN"/>
+        </w:rPr>
+        <w:t>Sep</w:t>
+      </w:r>
+      <w:r>
+        <w:rPr>
+          <w:rFonts w:hint="default"/>
+          <w:b/>
+          <w:bCs/>
+          <w:kern w:val="0"/>
+          <w:sz w:val="20"/>
+          <w:szCs w:val="20"/>
+          <w:lang w:val="en-US" w:eastAsia="zh-CN"/>
+        </w:rPr>
+        <w:t>.2025</w:t>
       </w:r>
     </w:p>
     <w:p>
@@ -4125,8 +4315,6 @@
         </w:rPr>
         <w:t xml:space="preserve"> Cai</w:t>
       </w:r>
-      <w:bookmarkStart w:id="0" w:name="_GoBack"/>
-      <w:bookmarkEnd w:id="0"/>
       <w:r>
         <w:rPr>
           <w:b/>
@@ -4316,24 +4504,6 @@
         </w:rPr>
         <w:t>nhanced the conformity between models and actual field shapes by model optimization and reaction-diffusion equation optimization</w:t>
       </w:r>
-    </w:p>
-    <w:p>
-      <w:pPr>
-        <w:widowControl w:val="0"/>
-        <w:autoSpaceDE w:val="0"/>
-        <w:autoSpaceDN w:val="0"/>
-        <w:adjustRightInd w:val="0"/>
-        <w:spacing w:line="240" w:lineRule="auto"/>
-        <w:ind w:firstLine="0" w:firstLineChars="0"/>
-        <w:contextualSpacing/>
-        <w:rPr>
-          <w:color w:val="19181B"/>
-          <w:kern w:val="0"/>
-          <w:sz w:val="20"/>
-          <w:szCs w:val="20"/>
-          <w:lang w:val="en-US"/>
-        </w:rPr>
-      </w:pPr>
     </w:p>
     <w:p>
       <w:pPr>
@@ -5164,6 +5334,19 @@
     <w:semiHidden/>
     <w:unhideWhenUsed/>
     <w:uiPriority w:val="99"/>
+    <w:pPr>
+      <w:keepNext w:val="0"/>
+      <w:keepLines w:val="0"/>
+      <w:widowControl/>
+      <w:suppressLineNumbers w:val="0"/>
+      <w:spacing w:before="0" w:beforeAutospacing="0" w:after="0" w:afterAutospacing="0"/>
+      <w:ind w:left="0" w:right="0"/>
+    </w:pPr>
+    <w:rPr>
+      <w:rFonts w:hint="default" w:ascii="Times New Roman" w:hAnsi="Times New Roman" w:cs="Times New Roman"/>
+      <w:sz w:val="20"/>
+      <w:szCs w:val="20"/>
+    </w:rPr>
     <w:tblPr>
       <w:tblCellMar>
         <w:top w:w="0" w:type="dxa"/>
